--- a/project/documents/miscellaneous/IDSMemo.docx
+++ b/project/documents/miscellaneous/IDSMemo.docx
@@ -2,270 +2,108 @@
 <file path=word/document.xml><?xml version="1.0" encoding="utf-8"?>
 <w:document xmlns:wpc="http://schemas.microsoft.com/office/word/2010/wordprocessingCanvas" xmlns:cx="http://schemas.microsoft.com/office/drawing/2014/chartex" xmlns:cx1="http://schemas.microsoft.com/office/drawing/2015/9/8/chartex" xmlns:cx2="http://schemas.microsoft.com/office/drawing/2015/10/21/chartex" xmlns:cx3="http://schemas.microsoft.com/office/drawing/2016/5/9/chartex" xmlns:cx4="http://schemas.microsoft.com/office/drawing/2016/5/10/chartex" xmlns:cx5="http://schemas.microsoft.com/office/drawing/2016/5/11/chartex" xmlns:cx6="http://schemas.microsoft.com/office/drawing/2016/5/12/chartex" xmlns:cx7="http://schemas.microsoft.com/office/drawing/2016/5/13/chartex" xmlns:cx8="http://schemas.microsoft.com/office/drawing/2016/5/14/chartex" xmlns:mc="http://schemas.openxmlformats.org/markup-compatibility/2006" xmlns:aink="http://schemas.microsoft.com/office/drawing/2016/ink" xmlns:am3d="http://schemas.microsoft.com/office/drawing/2017/model3d" xmlns:o="urn:schemas-microsoft-com:office:office" xmlns:oel="http://schemas.microsoft.com/office/2019/extlst" xmlns:r="http://schemas.openxmlformats.org/officeDocument/2006/relationships" xmlns:m="http://schemas.openxmlformats.org/officeDocument/2006/math" xmlns:v="urn:schemas-microsoft-com:vml" xmlns:wp14="http://schemas.microsoft.com/office/word/2010/wordprocessingDrawing" xmlns:wp="http://schemas.openxmlformats.org/drawingml/2006/wordprocessingDrawing" xmlns:w10="urn:schemas-microsoft-com:office:word" xmlns:w="http://schemas.openxmlformats.org/wordprocessingml/2006/main" xmlns:w14="http://schemas.microsoft.com/office/word/2010/wordml" xmlns:w15="http://schemas.microsoft.com/office/word/2012/wordml" xmlns:w16cex="http://schemas.microsoft.com/office/word/2018/wordml/cex" xmlns:w16cid="http://schemas.microsoft.com/office/word/2016/wordml/cid" xmlns:w16="http://schemas.microsoft.com/office/word/2018/wordml" xmlns:w16sdtdh="http://schemas.microsoft.com/office/word/2020/wordml/sdtdatahash" xmlns:w16se="http://schemas.microsoft.com/office/word/2015/wordml/symex" xmlns:wpg="http://schemas.microsoft.com/office/word/2010/wordprocessingGroup" xmlns:wpi="http://schemas.microsoft.com/office/word/2010/wordprocessingInk" xmlns:wne="http://schemas.microsoft.com/office/word/2006/wordml" xmlns:wps="http://schemas.microsoft.com/office/word/2010/wordprocessingShape" mc:Ignorable="w14 w15 w16se w16cid w16 w16cex w16sdtdh wp14">
   <w:body>
+    <w:p>
+      <w:r>
+        <w:t>Subject line: &lt;&lt;This.orgName&gt;&gt; &lt;&lt;This.clientRefNo&gt;&gt; / SLW Ref: &lt;&lt;This.matterNo&gt;&gt; / SLW Report out: &lt;&lt;activityname&gt;&gt;</w:t>
+      </w:r>
+    </w:p>
     <w:p/>
     <w:p/>
-    <w:p>
-      <w:pPr>
-        <w:pStyle w:val="PlainText"/>
-      </w:pPr>
-      <w:r>
-        <w:t>SLW Docket No. &lt;&lt;</w:t>
-      </w:r>
-      <w:proofErr w:type="spellStart"/>
-      <w:r>
-        <w:t>matterNo</w:t>
-      </w:r>
-      <w:proofErr w:type="spellEnd"/>
-      <w:r>
-        <w:t>&gt;&gt;</w:t>
-      </w:r>
-    </w:p>
-    <w:p>
-      <w:pPr>
-        <w:pStyle w:val="PlainText"/>
-      </w:pPr>
-      <w:r>
-        <w:t>Title: &lt;&lt;title&gt;&gt;</w:t>
-      </w:r>
-    </w:p>
-    <w:p>
-      <w:pPr>
-        <w:pStyle w:val="PlainText"/>
-      </w:pPr>
-    </w:p>
-    <w:p>
-      <w:pPr>
-        <w:pStyle w:val="PlainText"/>
-      </w:pPr>
-      <w:r>
-        <w:t>We have now received a &lt;&lt;</w:t>
-      </w:r>
-      <w:proofErr w:type="spellStart"/>
-      <w:r>
-        <w:t>docFiled</w:t>
-      </w:r>
-      <w:proofErr w:type="spellEnd"/>
-      <w:r>
-        <w:t>&gt;&gt; (possibly including cited references) relative to the above mentioned application.  Please review to determine if a SIDS is necessary in the related matters (listed below).  The three-month deadline for filing a SIDS is &lt;&lt;</w:t>
-      </w:r>
-      <w:proofErr w:type="spellStart"/>
-      <w:r>
-        <w:t>actionDueDate</w:t>
-      </w:r>
-      <w:proofErr w:type="spellEnd"/>
-      <w:r>
-        <w:t>&gt;&gt;.</w:t>
-      </w:r>
-    </w:p>
-    <w:p>
-      <w:pPr>
-        <w:pStyle w:val="PlainText"/>
-      </w:pPr>
-    </w:p>
-    <w:p>
-      <w:pPr>
-        <w:pStyle w:val="PlainText"/>
-      </w:pPr>
-      <w:r>
-        <w:t>Please let me know if you have any questions.</w:t>
-      </w:r>
-    </w:p>
-    <w:p>
-      <w:pPr>
-        <w:pStyle w:val="PlainText"/>
-      </w:pPr>
-    </w:p>
-    <w:p>
-      <w:pPr>
-        <w:pStyle w:val="PlainText"/>
-      </w:pPr>
-      <w:r>
-        <w:t>Thanks,</w:t>
-      </w:r>
-    </w:p>
-    <w:p>
-      <w:pPr>
-        <w:pStyle w:val="PlainText"/>
-      </w:pPr>
-    </w:p>
-    <w:p>
-      <w:pPr>
-        <w:widowControl/>
-        <w:autoSpaceDE/>
-        <w:autoSpaceDN/>
-        <w:adjustRightInd/>
-      </w:pPr>
-      <w:r>
-        <w:t>&lt;&lt;</w:t>
-      </w:r>
-      <w:proofErr w:type="spellStart"/>
-      <w:r>
-        <w:t>userName</w:t>
-      </w:r>
-      <w:proofErr w:type="spellEnd"/>
-      <w:r>
-        <w:t>&gt;&gt;</w:t>
-      </w:r>
-    </w:p>
     <w:p/>
     <w:p/>
-    <w:tbl>
-      <w:tblPr>
-        <w:tblW w:w="0" w:type="auto"/>
-        <w:tblBorders>
-          <w:top w:val="single" w:sz="4" w:space="0" w:color="000000"/>
-          <w:left w:val="single" w:sz="4" w:space="0" w:color="000000"/>
-          <w:bottom w:val="single" w:sz="4" w:space="0" w:color="000000"/>
-          <w:right w:val="single" w:sz="4" w:space="0" w:color="000000"/>
-          <w:insideH w:val="single" w:sz="4" w:space="0" w:color="000000"/>
-          <w:insideV w:val="single" w:sz="4" w:space="0" w:color="000000"/>
-        </w:tblBorders>
-        <w:tblLook w:val="04A0" w:firstRow="1" w:lastRow="0" w:firstColumn="1" w:lastColumn="0" w:noHBand="0" w:noVBand="1"/>
-      </w:tblPr>
-      <w:tblGrid>
-        <w:gridCol w:w="2952"/>
-        <w:gridCol w:w="2952"/>
-        <w:gridCol w:w="2952"/>
-      </w:tblGrid>
-      <w:tr>
-        <w:tc>
-          <w:tcPr>
-            <w:tcW w:w="2952" w:type="dxa"/>
-          </w:tcPr>
-          <w:p>
-            <w:pPr>
-              <w:rPr>
-                <w:b/>
-              </w:rPr>
-            </w:pPr>
-            <w:r>
-              <w:rPr>
-                <w:b/>
-              </w:rPr>
-              <w:t>Related Matter No.</w:t>
-            </w:r>
-          </w:p>
-        </w:tc>
-        <w:tc>
-          <w:tcPr>
-            <w:tcW w:w="2952" w:type="dxa"/>
-          </w:tcPr>
-          <w:p>
-            <w:pPr>
-              <w:rPr>
-                <w:b/>
-              </w:rPr>
-            </w:pPr>
-            <w:r>
-              <w:rPr>
-                <w:b/>
-              </w:rPr>
-              <w:t xml:space="preserve">Application No. </w:t>
-            </w:r>
-          </w:p>
-        </w:tc>
-        <w:tc>
-          <w:tcPr>
-            <w:tcW w:w="2952" w:type="dxa"/>
-          </w:tcPr>
-          <w:p>
-            <w:pPr>
-              <w:rPr>
-                <w:b/>
-              </w:rPr>
-            </w:pPr>
-            <w:r>
-              <w:rPr>
-                <w:b/>
-              </w:rPr>
-              <w:t>Status</w:t>
-            </w:r>
-          </w:p>
-        </w:tc>
-      </w:tr>
-      <w:tr>
-        <w:tc>
-          <w:tcPr>
-            <w:tcW w:w="2952" w:type="dxa"/>
-          </w:tcPr>
-          <w:p>
-            <w:r>
-              <w:rPr>
-                <w:spacing w:val="-3"/>
-              </w:rPr>
-              <w:t>&lt;&lt;</w:t>
-            </w:r>
-            <w:proofErr w:type="spellStart"/>
-            <w:r>
-              <w:rPr>
-                <w:spacing w:val="-3"/>
-              </w:rPr>
-              <w:t>nonProvRelated</w:t>
-            </w:r>
-            <w:proofErr w:type="spellEnd"/>
-            <w:r>
-              <w:rPr>
-                <w:spacing w:val="-3"/>
-              </w:rPr>
-              <w:t>&gt;&gt;</w:t>
-            </w:r>
-          </w:p>
-        </w:tc>
-        <w:tc>
-          <w:tcPr>
-            <w:tcW w:w="2952" w:type="dxa"/>
-          </w:tcPr>
-          <w:p>
-            <w:r>
-              <w:t>&lt;&lt;</w:t>
-            </w:r>
-            <w:proofErr w:type="spellStart"/>
-            <w:r>
-              <w:t>relatedserialNo</w:t>
-            </w:r>
-            <w:proofErr w:type="spellEnd"/>
-            <w:r>
-              <w:t>&gt;&gt;</w:t>
-            </w:r>
-          </w:p>
-        </w:tc>
-        <w:tc>
-          <w:tcPr>
-            <w:tcW w:w="2952" w:type="dxa"/>
-          </w:tcPr>
-          <w:p>
-            <w:r>
-              <w:rPr>
-                <w:spacing w:val="-3"/>
-              </w:rPr>
-              <w:t>&lt;&lt;</w:t>
-            </w:r>
-            <w:proofErr w:type="spellStart"/>
-            <w:r>
-              <w:rPr>
-                <w:spacing w:val="-3"/>
-              </w:rPr>
-              <w:t>nonProvStatus</w:t>
-            </w:r>
-            <w:proofErr w:type="spellEnd"/>
-            <w:r>
-              <w:rPr>
-                <w:spacing w:val="-3"/>
-              </w:rPr>
-              <w:t>&gt;&gt;</w:t>
-            </w:r>
-          </w:p>
-        </w:tc>
-      </w:tr>
-    </w:tbl>
-    <w:p>
-      <w:pPr>
-        <w:rPr>
-          <w:rFonts w:ascii="Courier New" w:hAnsi="Courier New" w:cs="Courier New"/>
-        </w:rPr>
-      </w:pPr>
-    </w:p>
     <w:p/>
+    <w:p>
+      <w:pPr>
+        <w:pStyle w:val="PlainText"/>
+      </w:pPr>
+      <w:r>
+        <w:t>SLW Docket No. &lt;&lt;matterNo&gt;&gt;</w:t>
+      </w:r>
+    </w:p>
+    <w:p>
+      <w:pPr>
+        <w:pStyle w:val="PlainText"/>
+      </w:pPr>
+      <w:r>
+        <w:t>Title: &lt;&lt;title&gt;&gt;</w:t>
+      </w:r>
+    </w:p>
+    <w:p>
+      <w:pPr>
+        <w:pStyle w:val="PlainText"/>
+      </w:pPr>
+    </w:p>
+    <w:p>
+      <w:pPr>
+        <w:pStyle w:val="PlainText"/>
+      </w:pPr>
+      <w:r>
+        <w:t>We have now received a &lt;&lt;docFiled&gt;&gt; (possibly including cited references) relative to the above mentioned application.  Please review to determine if a SIDS is necessary in the related matters (listed below).  The three-month deadline for filing a SIDS is &lt;&lt;</w:t>
+      </w:r>
+      <w:r>
+        <w:t>actionDueDate</w:t>
+      </w:r>
+      <w:r>
+        <w:t>&gt;&gt;.</w:t>
+      </w:r>
+    </w:p>
+    <w:p>
+      <w:pPr>
+        <w:pStyle w:val="PlainText"/>
+      </w:pPr>
+    </w:p>
+    <w:p>
+      <w:pPr>
+        <w:pStyle w:val="PlainText"/>
+      </w:pPr>
+      <w:r>
+        <w:t xml:space="preserve">Related Matter No.        Application No.        Status </w:t>
+      </w:r>
+      <w:r>
+        <w:br/>
+      </w:r>
+      <w:r>
+        <w:t>&lt;&lt;relmatterdata&gt;&gt;</w:t>
+      </w:r>
+    </w:p>
+    <w:p>
+      <w:pPr>
+        <w:pStyle w:val="PlainText"/>
+      </w:pPr>
+    </w:p>
+    <w:p>
+      <w:pPr>
+        <w:pStyle w:val="PlainText"/>
+      </w:pPr>
+    </w:p>
+    <w:p>
+      <w:pPr>
+        <w:pStyle w:val="PlainText"/>
+      </w:pPr>
+      <w:r>
+        <w:t>Please let me know if you have any questions.</w:t>
+      </w:r>
+    </w:p>
+    <w:p>
+      <w:pPr>
+        <w:pStyle w:val="PlainText"/>
+      </w:pPr>
+    </w:p>
+    <w:p>
+      <w:pPr>
+        <w:pStyle w:val="PlainText"/>
+      </w:pPr>
+      <w:r>
+        <w:t>Thanks,</w:t>
+      </w:r>
+      <w:r>
+        <w:br/>
+      </w:r>
+      <w:r>
+        <w:br/>
+        <w:t>&lt;&lt;userName&gt;&gt;</w:t>
+      </w:r>
+    </w:p>
     <w:sectPr>
       <w:pgSz w:w="12240" w:h="15840"/>
       <w:pgMar w:top="1440" w:right="1800" w:bottom="1440" w:left="1800" w:header="720" w:footer="720" w:gutter="0"/>
@@ -304,6 +142,50 @@
     <w:lsdException w:name="Strong" w:qFormat="1"/>
     <w:lsdException w:name="Emphasis" w:qFormat="1"/>
     <w:lsdException w:name="Plain Text" w:uiPriority="99"/>
+    <w:lsdException w:name="Normal Table" w:semiHidden="1" w:unhideWhenUsed="1"/>
+    <w:lsdException w:name="Table Simple 1" w:semiHidden="1" w:unhideWhenUsed="1"/>
+    <w:lsdException w:name="Table Simple 2" w:semiHidden="1" w:unhideWhenUsed="1"/>
+    <w:lsdException w:name="Table Simple 3" w:semiHidden="1" w:unhideWhenUsed="1"/>
+    <w:lsdException w:name="Table Classic 1" w:semiHidden="1" w:unhideWhenUsed="1"/>
+    <w:lsdException w:name="Table Classic 2" w:semiHidden="1" w:unhideWhenUsed="1"/>
+    <w:lsdException w:name="Table Classic 3" w:semiHidden="1" w:unhideWhenUsed="1"/>
+    <w:lsdException w:name="Table Classic 4" w:semiHidden="1" w:unhideWhenUsed="1"/>
+    <w:lsdException w:name="Table Colorful 1" w:semiHidden="1" w:unhideWhenUsed="1"/>
+    <w:lsdException w:name="Table Colorful 2" w:semiHidden="1" w:unhideWhenUsed="1"/>
+    <w:lsdException w:name="Table Colorful 3" w:semiHidden="1" w:unhideWhenUsed="1"/>
+    <w:lsdException w:name="Table Columns 1" w:semiHidden="1" w:unhideWhenUsed="1"/>
+    <w:lsdException w:name="Table Columns 2" w:semiHidden="1" w:unhideWhenUsed="1"/>
+    <w:lsdException w:name="Table Columns 3" w:semiHidden="1" w:unhideWhenUsed="1"/>
+    <w:lsdException w:name="Table Columns 4" w:semiHidden="1" w:unhideWhenUsed="1"/>
+    <w:lsdException w:name="Table Columns 5" w:semiHidden="1" w:unhideWhenUsed="1"/>
+    <w:lsdException w:name="Table Grid 1" w:semiHidden="1" w:unhideWhenUsed="1"/>
+    <w:lsdException w:name="Table Grid 2" w:semiHidden="1" w:unhideWhenUsed="1"/>
+    <w:lsdException w:name="Table Grid 3" w:semiHidden="1" w:unhideWhenUsed="1"/>
+    <w:lsdException w:name="Table Grid 4" w:semiHidden="1" w:unhideWhenUsed="1"/>
+    <w:lsdException w:name="Table Grid 5" w:semiHidden="1" w:unhideWhenUsed="1"/>
+    <w:lsdException w:name="Table Grid 6" w:semiHidden="1" w:unhideWhenUsed="1"/>
+    <w:lsdException w:name="Table Grid 7" w:semiHidden="1" w:unhideWhenUsed="1"/>
+    <w:lsdException w:name="Table Grid 8" w:semiHidden="1" w:unhideWhenUsed="1"/>
+    <w:lsdException w:name="Table List 1" w:semiHidden="1" w:unhideWhenUsed="1"/>
+    <w:lsdException w:name="Table List 2" w:semiHidden="1" w:unhideWhenUsed="1"/>
+    <w:lsdException w:name="Table List 3" w:semiHidden="1" w:unhideWhenUsed="1"/>
+    <w:lsdException w:name="Table List 4" w:semiHidden="1" w:unhideWhenUsed="1"/>
+    <w:lsdException w:name="Table List 5" w:semiHidden="1" w:unhideWhenUsed="1"/>
+    <w:lsdException w:name="Table List 6" w:semiHidden="1" w:unhideWhenUsed="1"/>
+    <w:lsdException w:name="Table List 7" w:semiHidden="1" w:unhideWhenUsed="1"/>
+    <w:lsdException w:name="Table List 8" w:semiHidden="1" w:unhideWhenUsed="1"/>
+    <w:lsdException w:name="Table 3D effects 1" w:semiHidden="1" w:unhideWhenUsed="1"/>
+    <w:lsdException w:name="Table 3D effects 2" w:semiHidden="1" w:unhideWhenUsed="1"/>
+    <w:lsdException w:name="Table 3D effects 3" w:semiHidden="1" w:unhideWhenUsed="1"/>
+    <w:lsdException w:name="Table Contemporary" w:semiHidden="1" w:unhideWhenUsed="1"/>
+    <w:lsdException w:name="Table Elegant" w:semiHidden="1" w:unhideWhenUsed="1"/>
+    <w:lsdException w:name="Table Professional" w:semiHidden="1" w:unhideWhenUsed="1"/>
+    <w:lsdException w:name="Table Subtle 1" w:semiHidden="1" w:unhideWhenUsed="1"/>
+    <w:lsdException w:name="Table Subtle 2" w:semiHidden="1" w:unhideWhenUsed="1"/>
+    <w:lsdException w:name="Table Web 1" w:semiHidden="1" w:unhideWhenUsed="1"/>
+    <w:lsdException w:name="Table Web 2" w:semiHidden="1" w:unhideWhenUsed="1"/>
+    <w:lsdException w:name="Table Web 3" w:semiHidden="1" w:unhideWhenUsed="1"/>
+    <w:lsdException w:name="Table Theme" w:semiHidden="1" w:unhideWhenUsed="1"/>
     <w:lsdException w:name="Placeholder Text" w:semiHidden="1" w:uiPriority="99"/>
     <w:lsdException w:name="No Spacing" w:uiPriority="1" w:qFormat="1"/>
     <w:lsdException w:name="Light Shading" w:uiPriority="60"/>
@@ -563,7 +445,6 @@
   <w:style w:type="character" w:default="1" w:styleId="DefaultParagraphFont">
     <w:name w:val="Default Paragraph Font"/>
     <w:uiPriority w:val="1"/>
-    <w:semiHidden/>
     <w:unhideWhenUsed/>
   </w:style>
   <w:style w:type="table" w:default="1" w:styleId="TableNormal">
@@ -571,7 +452,6 @@
     <w:uiPriority w:val="99"/>
     <w:semiHidden/>
     <w:unhideWhenUsed/>
-    <w:qFormat/>
     <w:tblPr>
       <w:tblInd w:w="0" w:type="dxa"/>
       <w:tblCellMar>
@@ -590,7 +470,6 @@
   </w:style>
   <w:style w:type="character" w:customStyle="1" w:styleId="Heading1Char">
     <w:name w:val="Heading 1 Char"/>
-    <w:basedOn w:val="DefaultParagraphFont"/>
     <w:link w:val="Heading1"/>
     <w:rsid w:val="00582797"/>
     <w:rPr>
@@ -613,7 +492,6 @@
   </w:style>
   <w:style w:type="character" w:customStyle="1" w:styleId="BalloonTextChar">
     <w:name w:val="Balloon Text Char"/>
-    <w:basedOn w:val="DefaultParagraphFont"/>
     <w:link w:val="BalloonText"/>
     <w:rsid w:val="00582797"/>
     <w:rPr>
@@ -641,7 +519,6 @@
   </w:style>
   <w:style w:type="character" w:customStyle="1" w:styleId="PlainTextChar">
     <w:name w:val="Plain Text Char"/>
-    <w:basedOn w:val="DefaultParagraphFont"/>
     <w:link w:val="PlainText"/>
     <w:uiPriority w:val="99"/>
     <w:rsid w:val="00582797"/>
@@ -668,7 +545,6 @@
   </w:style>
   <w:style w:type="character" w:styleId="CommentReference">
     <w:name w:val="annotation reference"/>
-    <w:basedOn w:val="DefaultParagraphFont"/>
     <w:rsid w:val="007B6BAE"/>
     <w:rPr>
       <w:sz w:val="16"/>
@@ -704,7 +580,6 @@
   </w:style>
   <w:style w:type="character" w:customStyle="1" w:styleId="CommentSubjectChar">
     <w:name w:val="Comment Subject Char"/>
-    <w:basedOn w:val="CommentTextChar"/>
     <w:link w:val="CommentSubject"/>
     <w:rsid w:val="007B6BAE"/>
     <w:rPr>
